--- a/paper/submission/JCAP_portal_abstract.docx
+++ b/paper/submission/JCAP_portal_abstract.docx
@@ -20,7 +20,7 @@
     </w:p>
     <w:p>
       <w:pPr>
-        <w:spacing w:after="400"/>
+        <w:spacing w:after="120"/>
         <w:jc w:val="center"/>
       </w:pPr>
       <w:r>
@@ -36,6 +36,22 @@
     </w:p>
     <w:p>
       <w:pPr>
+        <w:spacing w:after="400"/>
+        <w:jc w:val="center"/>
+      </w:pPr>
+      <w:r>
+        <w:rPr>
+          <w:rFonts w:ascii="Times New Roman" w:cs="Times New Roman" w:eastAsia="Times New Roman" w:hAnsi="Times New Roman"/>
+          <w:i/>
+          <w:iCs/>
+          <w:sz w:val="20"/>
+          <w:szCs w:val="20"/>
+        </w:rPr>
+        <w:t xml:space="preserve">Prepared for submission to JCAP</w:t>
+      </w:r>
+    </w:p>
+    <w:p>
+      <w:pPr>
         <w:spacing w:after="200" w:before="240"/>
       </w:pPr>
       <w:r>
@@ -56,112 +72,10 @@
       <w:r>
         <w:rPr>
           <w:rFonts w:ascii="Times New Roman" w:cs="Times New Roman" w:eastAsia="Times New Roman" w:hAnsi="Times New Roman"/>
-          <w:b/>
-          <w:bCs/>
           <w:sz w:val="22"/>
           <w:szCs w:val="22"/>
         </w:rPr>
-        <w:t xml:space="preserve">Context. </w:t>
-      </w:r>
-      <w:r>
-        <w:rPr>
-          <w:rFonts w:ascii="Times New Roman" w:cs="Times New Roman" w:eastAsia="Times New Roman" w:hAnsi="Times New Roman"/>
-          <w:sz w:val="22"/>
-          <w:szCs w:val="22"/>
-        </w:rPr>
-        <w:t xml:space="preserve">Roger Penrose's conformal cyclic cosmology (CCC) predicts that supermassive black holes evaporating during the previous cosmic aeon leave small, quasi-circular temperature imprints on the CMB of the current aeon — Hawking points — of order one degree in angular size and tens of microkelvin in central amplitude. The original ring-variance search of Gurzadyan and Penrose and the Gaussian-template search of An, Meissner, Nurowski and Penrose reported candidate detections, but Jow and Scott showed the significances dissolve into the Gaussian LambdaCDM null under a proper look-elsewhere correction.</w:t>
-      </w:r>
-    </w:p>
-    <w:p>
-      <w:pPr>
-        <w:spacing w:after="200"/>
-      </w:pPr>
-      <w:r>
-        <w:rPr>
-          <w:rFonts w:ascii="Times New Roman" w:cs="Times New Roman" w:eastAsia="Times New Roman" w:hAnsi="Times New Roman"/>
-          <w:b/>
-          <w:bCs/>
-          <w:sz w:val="22"/>
-          <w:szCs w:val="22"/>
-        </w:rPr>
-        <w:t xml:space="preserve">Aims. </w:t>
-      </w:r>
-      <w:r>
-        <w:rPr>
-          <w:rFonts w:ascii="Times New Roman" w:cs="Times New Roman" w:eastAsia="Times New Roman" w:hAnsi="Times New Roman"/>
-          <w:sz w:val="22"/>
-          <w:szCs w:val="22"/>
-        </w:rPr>
-        <w:t xml:space="preserve">We identify three co-occurring limitations of the existing Hawking-point search literature — template dependence, the absence of an inspectable decision rule, and inadequate trials-factor calibration — and build a search pipeline that addresses all three simultaneously.</w:t>
-      </w:r>
-    </w:p>
-    <w:p>
-      <w:pPr>
-        <w:spacing w:after="200"/>
-      </w:pPr>
-      <w:r>
-        <w:rPr>
-          <w:rFonts w:ascii="Times New Roman" w:cs="Times New Roman" w:eastAsia="Times New Roman" w:hAnsi="Times New Roman"/>
-          <w:b/>
-          <w:bCs/>
-          <w:sz w:val="22"/>
-          <w:szCs w:val="22"/>
-        </w:rPr>
-        <w:t xml:space="preserve">Methods. </w:t>
-      </w:r>
-      <w:r>
-        <w:rPr>
-          <w:rFonts w:ascii="Times New Roman" w:cs="Times New Roman" w:eastAsia="Times New Roman" w:hAnsi="Times New Roman"/>
-          <w:sz w:val="22"/>
-          <w:szCs w:val="22"/>
-        </w:rPr>
-        <w:t xml:space="preserve">For each candidate sky patch we compute a 40-dimensional vector of physically-named features: a ring-variance profile, spherical wavelet coefficients, Minkowski functionals of local excursion sets, and local moments. A whitened multivariate Gaussian density model trained on 1000 Gaussian LambdaCDM null simulations assigns an anomaly score. We reduce this score to a compact linear combination of the input features by ridge regression (symbolic distillation), and calibrate its significance against the empirical distribution of the sky-wide maximum of the compact statistic across the null ensemble, absorbing the look-elsewhere effect by construction. Candidates are required to appear consistently in all four Planck component-separation maps and to pass a robust extreme-pixel scrub.</w:t>
-      </w:r>
-    </w:p>
-    <w:p>
-      <w:pPr>
-        <w:spacing w:after="200"/>
-      </w:pPr>
-      <w:r>
-        <w:rPr>
-          <w:rFonts w:ascii="Times New Roman" w:cs="Times New Roman" w:eastAsia="Times New Roman" w:hAnsi="Times New Roman"/>
-          <w:b/>
-          <w:bCs/>
-          <w:sz w:val="22"/>
-          <w:szCs w:val="22"/>
-        </w:rPr>
-        <w:t xml:space="preserve">Results. </w:t>
-      </w:r>
-      <w:r>
-        <w:rPr>
-          <w:rFonts w:ascii="Times New Roman" w:cs="Times New Roman" w:eastAsia="Times New Roman" w:hAnsi="Times New Roman"/>
-          <w:sz w:val="22"/>
-          <w:szCs w:val="22"/>
-        </w:rPr>
-        <w:t xml:space="preserve">The trials-corrected p-values are uniform on 200 held-out Gaussian control simulations (Kolmogorov-Smirnov p = 0.48). The compact statistic recovers the classical Gurzadyan-Penrose ring-variance ratio as one of its dominant terms, and identifies the Minkowski perimeter V1 of plus and minus one sigma excursion sets as a new co-dominant channel. Under the official Planck common confidence mask, no candidate exceeds the trials-corrected alpha = 0.01 threshold in more than one of the four maps except a single cluster at galactic coordinates (l, b) approximately (133 degrees, minus 24 degrees). Its morphology is asymmetric and does not match the AMNP-2018 template. A Planck 353 GHz thermal-dust cross-check finds the candidate direction is 0.57 times the median dust brightness and 0.49 times the median dust variability of same-galactic-latitude controls, ruling out a shared foreground residual.</w:t>
-      </w:r>
-    </w:p>
-    <w:p>
-      <w:pPr>
-        <w:spacing w:after="200"/>
-      </w:pPr>
-      <w:r>
-        <w:rPr>
-          <w:rFonts w:ascii="Times New Roman" w:cs="Times New Roman" w:eastAsia="Times New Roman" w:hAnsi="Times New Roman"/>
-          <w:b/>
-          <w:bCs/>
-          <w:sz w:val="22"/>
-          <w:szCs w:val="22"/>
-        </w:rPr>
-        <w:t xml:space="preserve">Conclusions. </w:t>
-      </w:r>
-      <w:r>
-        <w:rPr>
-          <w:rFonts w:ascii="Times New Roman" w:cs="Times New Roman" w:eastAsia="Times New Roman" w:hAnsi="Times New Roman"/>
-          <w:sz w:val="22"/>
-          <w:szCs w:val="22"/>
-        </w:rPr>
-        <w:t xml:space="preserve">We report a calibrated non-detection of AMNP-2018-shape Hawking points above about 80 microkelvin at approximately one-degree angular scale in Planck PR3 data. The physical origin of the cluster at (l, b) approximately (133 degrees, minus 24 degrees) is unresolved between a rare Gaussian LambdaCDM null-tail configuration and a genuinely anomalous CMB feature; higher-N calibration is required to distinguish these.</w:t>
+        <w:t xml:space="preserve">Roger Penrose's conformal cyclic cosmology (CCC) predicts that supermassive black holes evaporating during a previous cosmic aeon leave small, quasi-circular temperature imprints on the cosmic microwave background (CMB) of the present aeon — “Hawking points” — of order one degree in angular size and tens of microkelvin in central amplitude. Existing searches assumed a specific radial signal template or used a supervised classifier whose decisions could not be inspected physically, and none folded in the look-elsewhere effect from the outset; Jow and Scott subsequently showed that the earlier significances collapse into the Gaussian ΛCDM null under a proper trials-factor correction. Here we remove these three limitations simultaneously. For every candidate sky patch we compute a 40-dimensional vector of physically-named features (a ring-variance profile, spherical wavelet coefficients, Minkowski excursion-set functionals, and local moments), train a whitened multivariate Gaussian density model on 1000 Gaussian ΛCDM null simulations, and reduce the learned anomaly score to a closed-form linear combination of the input features by ridge regression. Statistical significance is calibrated against the empirical distribution of the sky-wide maximum of the compact statistic across the null ensemble, absorbing the look-elsewhere effect by construction; the trials-corrected p-values are uniform on 200 held-out control simulations at Kolmogorov–Smirnov p_KS = 0.48. The compact statistic independently recovers the classical Gurzadyan–Penrose ring-variance ratio as one of its dominant terms, and identifies the Minkowski V1 perimeter of ±1σ excursion sets as a new co-dominant channel. Applied to the four Planck 2018 component-separation CMB maps under the official Planck common confidence mask, no candidate exceeds the trials-corrected α = 0.01 threshold in more than one of the four maps except a single cluster at galactic coordinates (l, b) ≈ (133°, −24°). Its asymmetric morphology does not match the AMNP-2018 template, and a Planck 353 GHz thermal-dust cross-check finds the candidate direction is 0.57× the median dust brightness and 0.49× the median dust variability of same-galactic-latitude controls, ruling out a shared foreground residual. We report a calibrated non-detection of AMNP-2018-shape Hawking points above ∼80 μK at ∼1° angular scale in Planck PR3 data; the physical origin of the (l, b) ≈ (133°, −24°) cluster remains open between a rare Gaussian ΛCDM null-tail configuration and a genuinely anomalous CMB feature.</w:t>
       </w:r>
     </w:p>
     <w:p>
@@ -194,7 +108,7 @@
           <w:sz w:val="22"/>
           <w:szCs w:val="22"/>
         </w:rPr>
-        <w:t xml:space="preserve">cosmic microwave background; cosmology: observations; cosmology: theory; methods: statistical; methods: data analysis; conformal cyclic cosmology; Hawking points; look-elsewhere effect; symbolic distillation.</w:t>
+        <w:t xml:space="preserve">cosmic microwave background; cosmology: observations; cosmology: theory; conformal cyclic cosmology; Hawking points; machine learning; methods: statistical; methods: data analysis.</w:t>
       </w:r>
     </w:p>
     <w:sectPr>

--- a/paper/submission/JCAP_portal_abstract.docx
+++ b/paper/submission/JCAP_portal_abstract.docx
@@ -75,7 +75,7 @@
           <w:sz w:val="22"/>
           <w:szCs w:val="22"/>
         </w:rPr>
-        <w:t xml:space="preserve">Roger Penrose's conformal cyclic cosmology (CCC) predicts that supermassive black holes evaporating during a previous cosmic aeon leave small, quasi-circular temperature imprints on the cosmic microwave background (CMB) of the present aeon — “Hawking points” — of order one degree in angular size and tens of microkelvin in central amplitude. Existing searches assumed a specific radial signal template or used a supervised classifier whose decisions could not be inspected physically, and none folded in the look-elsewhere effect from the outset; Jow and Scott subsequently showed that the earlier significances collapse into the Gaussian ΛCDM null under a proper trials-factor correction. Here we remove these three limitations simultaneously. For every candidate sky patch we compute a 40-dimensional vector of physically-named features (a ring-variance profile, spherical wavelet coefficients, Minkowski excursion-set functionals, and local moments), train a whitened multivariate Gaussian density model on 1000 Gaussian ΛCDM null simulations, and reduce the learned anomaly score to a closed-form linear combination of the input features by ridge regression. Statistical significance is calibrated against the empirical distribution of the sky-wide maximum of the compact statistic across the null ensemble, absorbing the look-elsewhere effect by construction; the trials-corrected p-values are uniform on 200 held-out control simulations at Kolmogorov–Smirnov p_KS = 0.48. The compact statistic independently recovers the classical Gurzadyan–Penrose ring-variance ratio as one of its dominant terms, and identifies the Minkowski V1 perimeter of ±1σ excursion sets as a new co-dominant channel. Applied to the four Planck 2018 component-separation CMB maps under the official Planck common confidence mask, no candidate exceeds the trials-corrected α = 0.01 threshold in more than one of the four maps except a single cluster at galactic coordinates (l, b) ≈ (133°, −24°). Its asymmetric morphology does not match the AMNP-2018 template, and a Planck 353 GHz thermal-dust cross-check finds the candidate direction is 0.57× the median dust brightness and 0.49× the median dust variability of same-galactic-latitude controls, ruling out a shared foreground residual. We report a calibrated non-detection of AMNP-2018-shape Hawking points above ∼80 μK at ∼1° angular scale in Planck PR3 data; the physical origin of the (l, b) ≈ (133°, −24°) cluster remains open between a rare Gaussian ΛCDM null-tail configuration and a genuinely anomalous CMB feature.</w:t>
+        <w:t xml:space="preserve">Roger Penrose's conformal cyclic cosmology predicts that black holes evaporating in the previous cosmic aeon leave small circular imprints — “Hawking points” — on our cosmic microwave background, but existing searches for them are compromised by template dependence, uninspectable black-box decisions, or improper correction for the number of independent sky regions searched. We present a template-free, interpretable machine-learning search for Hawking points in the four Planck 2018 component-separation CMB maps. Each sky patch is reduced to a vector of physically-named features, scored against a density model trained on 1000 Gaussian ΛCDM simulations, and the resulting anomaly score is distilled into a closed-form statistic whose significance is calibrated against the sky-wide maximum score across the null ensemble, correctly absorbing the look-elsewhere effect. The calibration is verified uniform on held-out control simulations, and the distilled statistic recovers the classical ring-variance statistic while adding a new Minkowski-perimeter channel. No candidate exceeds the trials-corrected significance threshold in more than one of the four maps except a single cluster whose morphology and thermal-dust properties rule out both a Hawking-point match and a foreground origin. We report a calibrated non-detection of Hawking points above about 80 μK in Planck data, with this one candidate's physical origin left open for further study.</w:t>
       </w:r>
     </w:p>
     <w:p>
